--- a/BE/Backend Programs.docx
+++ b/BE/Backend Programs.docx
@@ -68,6 +68,7 @@
     <w:p>
       <w:pPr>
         <w:numPr>
+          <w:ilvl w:val="0"/>
           <w:numId w:val="0"/>
         </w:numPr>
         <w:ind w:left="45" w:leftChars="0"/>
@@ -98,6 +99,7 @@
     <w:p>
       <w:pPr>
         <w:numPr>
+          <w:ilvl w:val="0"/>
           <w:numId w:val="0"/>
         </w:numPr>
         <w:ind w:left="45" w:leftChars="0"/>
@@ -122,6 +124,7 @@
     <w:p>
       <w:pPr>
         <w:numPr>
+          <w:ilvl w:val="0"/>
           <w:numId w:val="0"/>
         </w:numPr>
         <w:ind w:left="45" w:leftChars="0" w:firstLine="200" w:firstLineChars="100"/>
@@ -139,6 +142,7 @@
     <w:p>
       <w:pPr>
         <w:numPr>
+          <w:ilvl w:val="0"/>
           <w:numId w:val="0"/>
         </w:numPr>
         <w:ind w:left="45" w:leftChars="0" w:firstLine="300" w:firstLineChars="150"/>
@@ -156,6 +160,7 @@
     <w:p>
       <w:pPr>
         <w:numPr>
+          <w:ilvl w:val="0"/>
           <w:numId w:val="0"/>
         </w:numPr>
         <w:ind w:left="45" w:leftChars="0"/>
@@ -180,6 +185,7 @@
     <w:p>
       <w:pPr>
         <w:numPr>
+          <w:ilvl w:val="0"/>
           <w:numId w:val="0"/>
         </w:numPr>
         <w:ind w:firstLine="100" w:firstLineChars="50"/>
@@ -218,6 +224,7 @@
     <w:p>
       <w:pPr>
         <w:numPr>
+          <w:ilvl w:val="0"/>
           <w:numId w:val="0"/>
         </w:numPr>
         <w:ind w:firstLine="100" w:firstLineChars="50"/>
@@ -337,6 +344,7 @@
     <w:p>
       <w:pPr>
         <w:numPr>
+          <w:ilvl w:val="0"/>
           <w:numId w:val="0"/>
         </w:numPr>
         <w:ind w:left="45" w:leftChars="0"/>
@@ -356,6 +364,7 @@
     <w:p>
       <w:pPr>
         <w:numPr>
+          <w:ilvl w:val="0"/>
           <w:numId w:val="0"/>
         </w:numPr>
         <w:ind w:left="45" w:leftChars="0"/>
@@ -375,6 +384,7 @@
     <w:p>
       <w:pPr>
         <w:numPr>
+          <w:ilvl w:val="0"/>
           <w:numId w:val="0"/>
         </w:numPr>
         <w:ind w:left="45" w:leftChars="0"/>
@@ -394,6 +404,7 @@
     <w:p>
       <w:pPr>
         <w:numPr>
+          <w:ilvl w:val="0"/>
           <w:numId w:val="0"/>
         </w:numPr>
         <w:ind w:left="45" w:leftChars="0"/>
@@ -413,6 +424,7 @@
     <w:p>
       <w:pPr>
         <w:numPr>
+          <w:ilvl w:val="0"/>
           <w:numId w:val="0"/>
         </w:numPr>
         <w:ind w:left="45" w:leftChars="0"/>
@@ -432,6 +444,7 @@
     <w:p>
       <w:pPr>
         <w:numPr>
+          <w:ilvl w:val="0"/>
           <w:numId w:val="0"/>
         </w:numPr>
         <w:ind w:left="45" w:leftChars="0"/>
@@ -451,6 +464,7 @@
     <w:p>
       <w:pPr>
         <w:numPr>
+          <w:ilvl w:val="0"/>
           <w:numId w:val="0"/>
         </w:numPr>
         <w:ind w:left="45" w:leftChars="0"/>
@@ -470,6 +484,7 @@
     <w:p>
       <w:pPr>
         <w:numPr>
+          <w:ilvl w:val="0"/>
           <w:numId w:val="0"/>
         </w:numPr>
         <w:ind w:left="45" w:leftChars="0"/>
@@ -489,18 +504,20 @@
     <w:p>
       <w:pPr>
         <w:numPr>
-          <w:numId w:val="0"/>
-        </w:numPr>
-        <w:ind w:left="45" w:leftChars="0"/>
-        <w:rPr>
-          <w:rFonts w:hint="default"/>
-          <w:lang w:val="en-US"/>
-        </w:rPr>
-      </w:pPr>
-    </w:p>
-    <w:p>
-      <w:pPr>
-        <w:numPr>
+          <w:ilvl w:val="0"/>
+          <w:numId w:val="0"/>
+        </w:numPr>
+        <w:ind w:left="45" w:leftChars="0"/>
+        <w:rPr>
+          <w:rFonts w:hint="default"/>
+          <w:lang w:val="en-US"/>
+        </w:rPr>
+      </w:pPr>
+    </w:p>
+    <w:p>
+      <w:pPr>
+        <w:numPr>
+          <w:ilvl w:val="0"/>
           <w:numId w:val="0"/>
         </w:numPr>
         <w:ind w:left="45" w:leftChars="0"/>
@@ -520,6 +537,7 @@
     <w:p>
       <w:pPr>
         <w:numPr>
+          <w:ilvl w:val="0"/>
           <w:numId w:val="0"/>
         </w:numPr>
         <w:ind w:left="45" w:leftChars="0"/>
@@ -546,6 +564,7 @@
     <w:p>
       <w:pPr>
         <w:numPr>
+          <w:ilvl w:val="0"/>
           <w:numId w:val="0"/>
         </w:numPr>
         <w:ind w:left="45" w:leftChars="0"/>
@@ -565,6 +584,7 @@
     <w:p>
       <w:pPr>
         <w:numPr>
+          <w:ilvl w:val="0"/>
           <w:numId w:val="0"/>
         </w:numPr>
         <w:ind w:left="45" w:leftChars="0"/>
@@ -584,6 +604,7 @@
     <w:p>
       <w:pPr>
         <w:numPr>
+          <w:ilvl w:val="0"/>
           <w:numId w:val="0"/>
         </w:numPr>
         <w:ind w:left="45" w:leftChars="0"/>
@@ -603,6 +624,7 @@
     <w:p>
       <w:pPr>
         <w:numPr>
+          <w:ilvl w:val="0"/>
           <w:numId w:val="0"/>
         </w:numPr>
         <w:ind w:left="45" w:leftChars="0"/>
@@ -622,6 +644,7 @@
     <w:p>
       <w:pPr>
         <w:numPr>
+          <w:ilvl w:val="0"/>
           <w:numId w:val="0"/>
         </w:numPr>
         <w:ind w:left="45" w:leftChars="0"/>
@@ -641,18 +664,20 @@
     <w:p>
       <w:pPr>
         <w:numPr>
-          <w:numId w:val="0"/>
-        </w:numPr>
-        <w:ind w:left="45" w:leftChars="0"/>
-        <w:rPr>
-          <w:rFonts w:hint="default"/>
-          <w:lang w:val="en-US"/>
-        </w:rPr>
-      </w:pPr>
-    </w:p>
-    <w:p>
-      <w:pPr>
-        <w:numPr>
+          <w:ilvl w:val="0"/>
+          <w:numId w:val="0"/>
+        </w:numPr>
+        <w:ind w:left="45" w:leftChars="0"/>
+        <w:rPr>
+          <w:rFonts w:hint="default"/>
+          <w:lang w:val="en-US"/>
+        </w:rPr>
+      </w:pPr>
+    </w:p>
+    <w:p>
+      <w:pPr>
+        <w:numPr>
+          <w:ilvl w:val="0"/>
           <w:numId w:val="0"/>
         </w:numPr>
         <w:ind w:left="45" w:leftChars="0"/>
@@ -672,6 +697,7 @@
     <w:p>
       <w:pPr>
         <w:numPr>
+          <w:ilvl w:val="0"/>
           <w:numId w:val="0"/>
         </w:numPr>
         <w:ind w:left="45" w:leftChars="0"/>
@@ -691,6 +717,7 @@
     <w:p>
       <w:pPr>
         <w:numPr>
+          <w:ilvl w:val="0"/>
           <w:numId w:val="0"/>
         </w:numPr>
         <w:ind w:left="45" w:leftChars="0"/>
@@ -710,6 +737,7 @@
     <w:p>
       <w:pPr>
         <w:numPr>
+          <w:ilvl w:val="0"/>
           <w:numId w:val="0"/>
         </w:numPr>
         <w:ind w:left="45" w:leftChars="0"/>
@@ -729,6 +757,7 @@
     <w:p>
       <w:pPr>
         <w:numPr>
+          <w:ilvl w:val="0"/>
           <w:numId w:val="0"/>
         </w:numPr>
         <w:ind w:left="45" w:leftChars="0"/>
@@ -748,6 +777,7 @@
     <w:p>
       <w:pPr>
         <w:numPr>
+          <w:ilvl w:val="0"/>
           <w:numId w:val="0"/>
         </w:numPr>
         <w:ind w:left="45" w:leftChars="0"/>
@@ -767,6 +797,7 @@
     <w:p>
       <w:pPr>
         <w:numPr>
+          <w:ilvl w:val="0"/>
           <w:numId w:val="0"/>
         </w:numPr>
         <w:ind w:left="45" w:leftChars="0"/>
@@ -786,6 +817,7 @@
     <w:p>
       <w:pPr>
         <w:numPr>
+          <w:ilvl w:val="0"/>
           <w:numId w:val="0"/>
         </w:numPr>
         <w:ind w:left="45" w:leftChars="0"/>
@@ -805,6 +837,7 @@
     <w:p>
       <w:pPr>
         <w:numPr>
+          <w:ilvl w:val="0"/>
           <w:numId w:val="0"/>
         </w:numPr>
         <w:ind w:left="45" w:leftChars="0"/>
@@ -824,6 +857,7 @@
     <w:p>
       <w:pPr>
         <w:numPr>
+          <w:ilvl w:val="0"/>
           <w:numId w:val="0"/>
         </w:numPr>
         <w:ind w:left="45" w:leftChars="0"/>
@@ -843,6 +877,7 @@
     <w:p>
       <w:pPr>
         <w:numPr>
+          <w:ilvl w:val="0"/>
           <w:numId w:val="0"/>
         </w:numPr>
         <w:ind w:left="45" w:leftChars="0"/>
@@ -862,18 +897,20 @@
     <w:p>
       <w:pPr>
         <w:numPr>
-          <w:numId w:val="0"/>
-        </w:numPr>
-        <w:ind w:left="45" w:leftChars="0"/>
-        <w:rPr>
-          <w:rFonts w:hint="default"/>
-          <w:lang w:val="en-US"/>
-        </w:rPr>
-      </w:pPr>
-    </w:p>
-    <w:p>
-      <w:pPr>
-        <w:numPr>
+          <w:ilvl w:val="0"/>
+          <w:numId w:val="0"/>
+        </w:numPr>
+        <w:ind w:left="45" w:leftChars="0"/>
+        <w:rPr>
+          <w:rFonts w:hint="default"/>
+          <w:lang w:val="en-US"/>
+        </w:rPr>
+      </w:pPr>
+    </w:p>
+    <w:p>
+      <w:pPr>
+        <w:numPr>
+          <w:ilvl w:val="0"/>
           <w:numId w:val="0"/>
         </w:numPr>
         <w:ind w:left="45" w:leftChars="0"/>
@@ -893,6 +930,7 @@
     <w:p>
       <w:pPr>
         <w:numPr>
+          <w:ilvl w:val="0"/>
           <w:numId w:val="0"/>
         </w:numPr>
         <w:ind w:left="45" w:leftChars="0"/>
@@ -912,6 +950,7 @@
     <w:p>
       <w:pPr>
         <w:numPr>
+          <w:ilvl w:val="0"/>
           <w:numId w:val="0"/>
         </w:numPr>
         <w:rPr>
@@ -950,6 +989,7 @@
     <w:p>
       <w:pPr>
         <w:numPr>
+          <w:ilvl w:val="0"/>
           <w:numId w:val="0"/>
         </w:numPr>
         <w:ind w:left="45" w:leftChars="0"/>
@@ -969,6 +1009,7 @@
     <w:p>
       <w:pPr>
         <w:numPr>
+          <w:ilvl w:val="0"/>
           <w:numId w:val="0"/>
         </w:numPr>
         <w:ind w:left="45" w:leftChars="0"/>
@@ -988,6 +1029,7 @@
     <w:p>
       <w:pPr>
         <w:numPr>
+          <w:ilvl w:val="0"/>
           <w:numId w:val="0"/>
         </w:numPr>
         <w:ind w:left="45" w:leftChars="0"/>
@@ -1007,6 +1049,7 @@
     <w:p>
       <w:pPr>
         <w:numPr>
+          <w:ilvl w:val="0"/>
           <w:numId w:val="0"/>
         </w:numPr>
         <w:ind w:left="45" w:leftChars="0"/>
@@ -1026,6 +1069,7 @@
     <w:p>
       <w:pPr>
         <w:numPr>
+          <w:ilvl w:val="0"/>
           <w:numId w:val="0"/>
         </w:numPr>
         <w:ind w:left="45" w:leftChars="0"/>
@@ -1045,18 +1089,20 @@
     <w:p>
       <w:pPr>
         <w:numPr>
-          <w:numId w:val="0"/>
-        </w:numPr>
-        <w:ind w:left="45" w:leftChars="0"/>
-        <w:rPr>
-          <w:rFonts w:hint="default"/>
-          <w:lang w:val="en-US"/>
-        </w:rPr>
-      </w:pPr>
-    </w:p>
-    <w:p>
-      <w:pPr>
-        <w:numPr>
+          <w:ilvl w:val="0"/>
+          <w:numId w:val="0"/>
+        </w:numPr>
+        <w:ind w:left="45" w:leftChars="0"/>
+        <w:rPr>
+          <w:rFonts w:hint="default"/>
+          <w:lang w:val="en-US"/>
+        </w:rPr>
+      </w:pPr>
+    </w:p>
+    <w:p>
+      <w:pPr>
+        <w:numPr>
+          <w:ilvl w:val="0"/>
           <w:numId w:val="0"/>
         </w:numPr>
         <w:ind w:left="45" w:leftChars="0"/>
@@ -1076,18 +1122,20 @@
     <w:p>
       <w:pPr>
         <w:numPr>
-          <w:numId w:val="0"/>
-        </w:numPr>
-        <w:ind w:left="45" w:leftChars="0"/>
-        <w:rPr>
-          <w:rFonts w:hint="default"/>
-          <w:lang w:val="en-US"/>
-        </w:rPr>
-      </w:pPr>
-    </w:p>
-    <w:p>
-      <w:pPr>
-        <w:numPr>
+          <w:ilvl w:val="0"/>
+          <w:numId w:val="0"/>
+        </w:numPr>
+        <w:ind w:left="45" w:leftChars="0"/>
+        <w:rPr>
+          <w:rFonts w:hint="default"/>
+          <w:lang w:val="en-US"/>
+        </w:rPr>
+      </w:pPr>
+    </w:p>
+    <w:p>
+      <w:pPr>
+        <w:numPr>
+          <w:ilvl w:val="0"/>
           <w:numId w:val="0"/>
         </w:numPr>
         <w:ind w:left="45" w:leftChars="0"/>
@@ -1107,6 +1155,7 @@
     <w:p>
       <w:pPr>
         <w:numPr>
+          <w:ilvl w:val="0"/>
           <w:numId w:val="0"/>
         </w:numPr>
         <w:ind w:left="45" w:leftChars="0"/>
@@ -1126,6 +1175,7 @@
     <w:p>
       <w:pPr>
         <w:numPr>
+          <w:ilvl w:val="0"/>
           <w:numId w:val="0"/>
         </w:numPr>
         <w:ind w:left="45" w:leftChars="0"/>
@@ -1145,6 +1195,7 @@
     <w:p>
       <w:pPr>
         <w:numPr>
+          <w:ilvl w:val="0"/>
           <w:numId w:val="0"/>
         </w:numPr>
         <w:ind w:left="45" w:leftChars="0"/>
@@ -1164,6 +1215,7 @@
     <w:p>
       <w:pPr>
         <w:numPr>
+          <w:ilvl w:val="0"/>
           <w:numId w:val="0"/>
         </w:numPr>
         <w:ind w:left="45" w:leftChars="0"/>
@@ -1183,6 +1235,7 @@
     <w:p>
       <w:pPr>
         <w:numPr>
+          <w:ilvl w:val="0"/>
           <w:numId w:val="0"/>
         </w:numPr>
         <w:ind w:left="45" w:leftChars="0"/>
@@ -1217,6 +1270,403 @@
           <w:lang w:val="en-US"/>
         </w:rPr>
         <w:t>Write a program for where all streams methods using?</w:t>
+      </w:r>
+    </w:p>
+    <w:p>
+      <w:pPr>
+        <w:numPr>
+          <w:ilvl w:val="0"/>
+          <w:numId w:val="1"/>
+        </w:numPr>
+        <w:ind w:left="45" w:leftChars="0" w:firstLine="0" w:firstLineChars="0"/>
+        <w:rPr>
+          <w:rFonts w:hint="default"/>
+          <w:lang w:val="en-US"/>
+        </w:rPr>
+      </w:pPr>
+      <w:r>
+        <w:rPr>
+          <w:rFonts w:hint="default"/>
+          <w:lang w:val="en-US"/>
+        </w:rPr>
+        <w:t>List of employees. Employee contains name,sal,dep fields. Find out each department count using Stream API.</w:t>
+      </w:r>
+    </w:p>
+    <w:p>
+      <w:pPr>
+        <w:numPr>
+          <w:ilvl w:val="0"/>
+          <w:numId w:val="1"/>
+        </w:numPr>
+        <w:ind w:left="45" w:leftChars="0" w:firstLine="0" w:firstLineChars="0"/>
+        <w:rPr>
+          <w:rFonts w:hint="default"/>
+          <w:lang w:val="en-US"/>
+        </w:rPr>
+      </w:pPr>
+      <w:r>
+        <w:rPr>
+          <w:rFonts w:hint="default"/>
+          <w:lang w:val="en-US"/>
+        </w:rPr>
+        <w:t>Program:</w:t>
+      </w:r>
+    </w:p>
+    <w:p>
+      <w:pPr>
+        <w:numPr>
+          <w:numId w:val="0"/>
+        </w:numPr>
+        <w:ind w:left="45" w:leftChars="0"/>
+        <w:rPr>
+          <w:rFonts w:hint="default"/>
+          <w:lang w:val="en-US"/>
+        </w:rPr>
+      </w:pPr>
+      <w:r>
+        <w:rPr>
+          <w:rFonts w:hint="default"/>
+          <w:lang w:val="en-US"/>
+        </w:rPr>
+        <w:t>Class A{</w:t>
+      </w:r>
+    </w:p>
+    <w:p>
+      <w:pPr>
+        <w:numPr>
+          <w:numId w:val="0"/>
+        </w:numPr>
+        <w:ind w:left="45" w:leftChars="0"/>
+        <w:rPr>
+          <w:rFonts w:hint="default"/>
+          <w:lang w:val="en-US"/>
+        </w:rPr>
+      </w:pPr>
+    </w:p>
+    <w:p>
+      <w:pPr>
+        <w:numPr>
+          <w:numId w:val="0"/>
+        </w:numPr>
+        <w:ind w:left="45" w:leftChars="0"/>
+        <w:rPr>
+          <w:rFonts w:hint="default"/>
+          <w:lang w:val="en-US"/>
+        </w:rPr>
+      </w:pPr>
+      <w:r>
+        <w:rPr>
+          <w:rFonts w:hint="default"/>
+          <w:lang w:val="en-US"/>
+        </w:rPr>
+        <w:t>Public synchronized void process(){</w:t>
+      </w:r>
+    </w:p>
+    <w:p>
+      <w:pPr>
+        <w:numPr>
+          <w:numId w:val="0"/>
+        </w:numPr>
+        <w:ind w:left="45" w:leftChars="0"/>
+        <w:rPr>
+          <w:rFonts w:hint="default"/>
+          <w:lang w:val="en-US"/>
+        </w:rPr>
+      </w:pPr>
+      <w:r>
+        <w:rPr>
+          <w:rFonts w:hint="default"/>
+          <w:lang w:val="en-US"/>
+        </w:rPr>
+        <w:t>}</w:t>
+      </w:r>
+    </w:p>
+    <w:p>
+      <w:pPr>
+        <w:numPr>
+          <w:numId w:val="0"/>
+        </w:numPr>
+        <w:ind w:left="45" w:leftChars="0"/>
+        <w:rPr>
+          <w:rFonts w:hint="default"/>
+          <w:lang w:val="en-US"/>
+        </w:rPr>
+      </w:pPr>
+      <w:r>
+        <w:rPr>
+          <w:rFonts w:hint="default"/>
+          <w:lang w:val="en-US"/>
+        </w:rPr>
+        <w:t>}</w:t>
+      </w:r>
+    </w:p>
+    <w:p>
+      <w:pPr>
+        <w:numPr>
+          <w:numId w:val="0"/>
+        </w:numPr>
+        <w:ind w:left="45" w:leftChars="0"/>
+        <w:rPr>
+          <w:rFonts w:hint="default"/>
+          <w:lang w:val="en-US"/>
+        </w:rPr>
+      </w:pPr>
+    </w:p>
+    <w:p>
+      <w:pPr>
+        <w:numPr>
+          <w:numId w:val="0"/>
+        </w:numPr>
+        <w:ind w:left="45" w:leftChars="0"/>
+        <w:rPr>
+          <w:rFonts w:hint="default"/>
+          <w:lang w:val="en-US"/>
+        </w:rPr>
+      </w:pPr>
+      <w:r>
+        <w:rPr>
+          <w:rFonts w:hint="default"/>
+          <w:lang w:val="en-US"/>
+        </w:rPr>
+        <w:t>Class main{</w:t>
+      </w:r>
+    </w:p>
+    <w:p>
+      <w:pPr>
+        <w:numPr>
+          <w:numId w:val="0"/>
+        </w:numPr>
+        <w:ind w:left="45" w:leftChars="0"/>
+        <w:rPr>
+          <w:rFonts w:hint="default"/>
+          <w:lang w:val="en-US"/>
+        </w:rPr>
+      </w:pPr>
+      <w:r>
+        <w:rPr>
+          <w:rFonts w:hint="default"/>
+          <w:lang w:val="en-US"/>
+        </w:rPr>
+        <w:t>P s v main(){</w:t>
+      </w:r>
+    </w:p>
+    <w:p>
+      <w:pPr>
+        <w:numPr>
+          <w:numId w:val="0"/>
+        </w:numPr>
+        <w:ind w:left="45" w:leftChars="0"/>
+        <w:rPr>
+          <w:rFonts w:hint="default"/>
+          <w:lang w:val="en-US"/>
+        </w:rPr>
+      </w:pPr>
+      <w:r>
+        <w:rPr>
+          <w:rFonts w:hint="default"/>
+          <w:lang w:val="en-US"/>
+        </w:rPr>
+        <w:t>A a1=new A();</w:t>
+      </w:r>
+    </w:p>
+    <w:p>
+      <w:pPr>
+        <w:numPr>
+          <w:numId w:val="0"/>
+        </w:numPr>
+        <w:ind w:left="45" w:leftChars="0"/>
+        <w:rPr>
+          <w:rFonts w:hint="default"/>
+          <w:lang w:val="en-US"/>
+        </w:rPr>
+      </w:pPr>
+      <w:r>
+        <w:rPr>
+          <w:rFonts w:hint="default"/>
+          <w:lang w:val="en-US"/>
+        </w:rPr>
+        <w:t>A a2=new A();</w:t>
+      </w:r>
+    </w:p>
+    <w:p>
+      <w:pPr>
+        <w:numPr>
+          <w:numId w:val="0"/>
+        </w:numPr>
+        <w:ind w:left="45" w:leftChars="0"/>
+        <w:rPr>
+          <w:rFonts w:hint="default"/>
+          <w:lang w:val="en-US"/>
+        </w:rPr>
+      </w:pPr>
+    </w:p>
+    <w:p>
+      <w:pPr>
+        <w:numPr>
+          <w:numId w:val="0"/>
+        </w:numPr>
+        <w:ind w:left="45" w:leftChars="0"/>
+        <w:rPr>
+          <w:rFonts w:hint="default"/>
+          <w:lang w:val="en-US"/>
+        </w:rPr>
+      </w:pPr>
+      <w:r>
+        <w:rPr>
+          <w:rFonts w:hint="default"/>
+          <w:lang w:val="en-US"/>
+        </w:rPr>
+        <w:t>Thread t1=new Thread(a1);</w:t>
+      </w:r>
+    </w:p>
+    <w:p>
+      <w:pPr>
+        <w:numPr>
+          <w:numId w:val="0"/>
+        </w:numPr>
+        <w:ind w:left="45" w:leftChars="0"/>
+        <w:rPr>
+          <w:rFonts w:hint="default"/>
+          <w:lang w:val="en-US"/>
+        </w:rPr>
+      </w:pPr>
+      <w:r>
+        <w:rPr>
+          <w:rFonts w:hint="default"/>
+          <w:lang w:val="en-US"/>
+        </w:rPr>
+        <w:t>Thread t2=new Thread(a2);</w:t>
+      </w:r>
+    </w:p>
+    <w:p>
+      <w:pPr>
+        <w:numPr>
+          <w:numId w:val="0"/>
+        </w:numPr>
+        <w:ind w:left="45" w:leftChars="0"/>
+        <w:rPr>
+          <w:rFonts w:hint="default"/>
+          <w:lang w:val="en-US"/>
+        </w:rPr>
+      </w:pPr>
+    </w:p>
+    <w:p>
+      <w:pPr>
+        <w:numPr>
+          <w:numId w:val="0"/>
+        </w:numPr>
+        <w:ind w:left="45" w:leftChars="0"/>
+        <w:rPr>
+          <w:rFonts w:hint="default"/>
+          <w:lang w:val="en-US"/>
+        </w:rPr>
+      </w:pPr>
+      <w:r>
+        <w:rPr>
+          <w:rFonts w:hint="default"/>
+          <w:lang w:val="en-US"/>
+        </w:rPr>
+        <w:t>T1.process();</w:t>
+      </w:r>
+    </w:p>
+    <w:p>
+      <w:pPr>
+        <w:numPr>
+          <w:numId w:val="0"/>
+        </w:numPr>
+        <w:ind w:left="45" w:leftChars="0"/>
+        <w:rPr>
+          <w:rFonts w:hint="default"/>
+          <w:lang w:val="en-US"/>
+        </w:rPr>
+      </w:pPr>
+      <w:r>
+        <w:rPr>
+          <w:rFonts w:hint="default"/>
+          <w:lang w:val="en-US"/>
+        </w:rPr>
+        <w:t>T2.process();</w:t>
+      </w:r>
+    </w:p>
+    <w:p>
+      <w:pPr>
+        <w:numPr>
+          <w:numId w:val="0"/>
+        </w:numPr>
+        <w:ind w:left="45" w:leftChars="0"/>
+        <w:rPr>
+          <w:rFonts w:hint="default"/>
+          <w:lang w:val="en-US"/>
+        </w:rPr>
+      </w:pPr>
+      <w:r>
+        <w:rPr>
+          <w:rFonts w:hint="default"/>
+          <w:lang w:val="en-US"/>
+        </w:rPr>
+        <w:t>}</w:t>
+      </w:r>
+    </w:p>
+    <w:p>
+      <w:pPr>
+        <w:numPr>
+          <w:numId w:val="0"/>
+        </w:numPr>
+        <w:ind w:left="45" w:leftChars="0"/>
+        <w:rPr>
+          <w:rFonts w:hint="default"/>
+          <w:lang w:val="en-US"/>
+        </w:rPr>
+      </w:pPr>
+    </w:p>
+    <w:p>
+      <w:pPr>
+        <w:numPr>
+          <w:numId w:val="0"/>
+        </w:numPr>
+        <w:ind w:left="45" w:leftChars="0"/>
+        <w:rPr>
+          <w:rFonts w:hint="default"/>
+          <w:lang w:val="en-US"/>
+        </w:rPr>
+      </w:pPr>
+      <w:r>
+        <w:rPr>
+          <w:rFonts w:hint="default"/>
+          <w:lang w:val="en-US"/>
+        </w:rPr>
+        <w:t>}</w:t>
+      </w:r>
+    </w:p>
+    <w:p>
+      <w:pPr>
+        <w:numPr>
+          <w:numId w:val="0"/>
+        </w:numPr>
+        <w:ind w:left="45" w:leftChars="0"/>
+        <w:rPr>
+          <w:rFonts w:hint="default"/>
+          <w:lang w:val="en-US"/>
+        </w:rPr>
+      </w:pPr>
+    </w:p>
+    <w:p>
+      <w:pPr>
+        <w:numPr>
+          <w:numId w:val="0"/>
+        </w:numPr>
+        <w:ind w:left="45" w:leftChars="0"/>
+        <w:rPr>
+          <w:rFonts w:hint="default"/>
+          <w:lang w:val="en-US"/>
+        </w:rPr>
+      </w:pPr>
+      <w:r>
+        <w:rPr>
+          <w:rFonts w:hint="default"/>
+          <w:lang w:val="en-US"/>
+        </w:rPr>
+        <w:t>What happen in this case?</w:t>
       </w:r>
       <w:bookmarkStart w:id="0" w:name="_GoBack"/>
       <w:bookmarkEnd w:id="0"/>
@@ -1224,6 +1674,7 @@
     <w:p>
       <w:pPr>
         <w:numPr>
+          <w:ilvl w:val="0"/>
           <w:numId w:val="0"/>
         </w:numPr>
         <w:ind w:left="45" w:leftChars="0"/>

--- a/BE/Backend Programs.docx
+++ b/BE/Backend Programs.docx
@@ -1315,6 +1315,7 @@
     <w:p>
       <w:pPr>
         <w:numPr>
+          <w:ilvl w:val="0"/>
           <w:numId w:val="0"/>
         </w:numPr>
         <w:ind w:left="45" w:leftChars="0"/>
@@ -1334,18 +1335,20 @@
     <w:p>
       <w:pPr>
         <w:numPr>
-          <w:numId w:val="0"/>
-        </w:numPr>
-        <w:ind w:left="45" w:leftChars="0"/>
-        <w:rPr>
-          <w:rFonts w:hint="default"/>
-          <w:lang w:val="en-US"/>
-        </w:rPr>
-      </w:pPr>
-    </w:p>
-    <w:p>
-      <w:pPr>
-        <w:numPr>
+          <w:ilvl w:val="0"/>
+          <w:numId w:val="0"/>
+        </w:numPr>
+        <w:ind w:left="45" w:leftChars="0"/>
+        <w:rPr>
+          <w:rFonts w:hint="default"/>
+          <w:lang w:val="en-US"/>
+        </w:rPr>
+      </w:pPr>
+    </w:p>
+    <w:p>
+      <w:pPr>
+        <w:numPr>
+          <w:ilvl w:val="0"/>
           <w:numId w:val="0"/>
         </w:numPr>
         <w:ind w:left="45" w:leftChars="0"/>
@@ -1365,6 +1368,7 @@
     <w:p>
       <w:pPr>
         <w:numPr>
+          <w:ilvl w:val="0"/>
           <w:numId w:val="0"/>
         </w:numPr>
         <w:ind w:left="45" w:leftChars="0"/>
@@ -1384,6 +1388,7 @@
     <w:p>
       <w:pPr>
         <w:numPr>
+          <w:ilvl w:val="0"/>
           <w:numId w:val="0"/>
         </w:numPr>
         <w:ind w:left="45" w:leftChars="0"/>
@@ -1403,18 +1408,20 @@
     <w:p>
       <w:pPr>
         <w:numPr>
-          <w:numId w:val="0"/>
-        </w:numPr>
-        <w:ind w:left="45" w:leftChars="0"/>
-        <w:rPr>
-          <w:rFonts w:hint="default"/>
-          <w:lang w:val="en-US"/>
-        </w:rPr>
-      </w:pPr>
-    </w:p>
-    <w:p>
-      <w:pPr>
-        <w:numPr>
+          <w:ilvl w:val="0"/>
+          <w:numId w:val="0"/>
+        </w:numPr>
+        <w:ind w:left="45" w:leftChars="0"/>
+        <w:rPr>
+          <w:rFonts w:hint="default"/>
+          <w:lang w:val="en-US"/>
+        </w:rPr>
+      </w:pPr>
+    </w:p>
+    <w:p>
+      <w:pPr>
+        <w:numPr>
+          <w:ilvl w:val="0"/>
           <w:numId w:val="0"/>
         </w:numPr>
         <w:ind w:left="45" w:leftChars="0"/>
@@ -1434,6 +1441,7 @@
     <w:p>
       <w:pPr>
         <w:numPr>
+          <w:ilvl w:val="0"/>
           <w:numId w:val="0"/>
         </w:numPr>
         <w:ind w:left="45" w:leftChars="0"/>
@@ -1453,6 +1461,7 @@
     <w:p>
       <w:pPr>
         <w:numPr>
+          <w:ilvl w:val="0"/>
           <w:numId w:val="0"/>
         </w:numPr>
         <w:ind w:left="45" w:leftChars="0"/>
@@ -1472,6 +1481,7 @@
     <w:p>
       <w:pPr>
         <w:numPr>
+          <w:ilvl w:val="0"/>
           <w:numId w:val="0"/>
         </w:numPr>
         <w:ind w:left="45" w:leftChars="0"/>
@@ -1491,18 +1501,20 @@
     <w:p>
       <w:pPr>
         <w:numPr>
-          <w:numId w:val="0"/>
-        </w:numPr>
-        <w:ind w:left="45" w:leftChars="0"/>
-        <w:rPr>
-          <w:rFonts w:hint="default"/>
-          <w:lang w:val="en-US"/>
-        </w:rPr>
-      </w:pPr>
-    </w:p>
-    <w:p>
-      <w:pPr>
-        <w:numPr>
+          <w:ilvl w:val="0"/>
+          <w:numId w:val="0"/>
+        </w:numPr>
+        <w:ind w:left="45" w:leftChars="0"/>
+        <w:rPr>
+          <w:rFonts w:hint="default"/>
+          <w:lang w:val="en-US"/>
+        </w:rPr>
+      </w:pPr>
+    </w:p>
+    <w:p>
+      <w:pPr>
+        <w:numPr>
+          <w:ilvl w:val="0"/>
           <w:numId w:val="0"/>
         </w:numPr>
         <w:ind w:left="45" w:leftChars="0"/>
@@ -1522,6 +1534,7 @@
     <w:p>
       <w:pPr>
         <w:numPr>
+          <w:ilvl w:val="0"/>
           <w:numId w:val="0"/>
         </w:numPr>
         <w:ind w:left="45" w:leftChars="0"/>
@@ -1541,18 +1554,20 @@
     <w:p>
       <w:pPr>
         <w:numPr>
-          <w:numId w:val="0"/>
-        </w:numPr>
-        <w:ind w:left="45" w:leftChars="0"/>
-        <w:rPr>
-          <w:rFonts w:hint="default"/>
-          <w:lang w:val="en-US"/>
-        </w:rPr>
-      </w:pPr>
-    </w:p>
-    <w:p>
-      <w:pPr>
-        <w:numPr>
+          <w:ilvl w:val="0"/>
+          <w:numId w:val="0"/>
+        </w:numPr>
+        <w:ind w:left="45" w:leftChars="0"/>
+        <w:rPr>
+          <w:rFonts w:hint="default"/>
+          <w:lang w:val="en-US"/>
+        </w:rPr>
+      </w:pPr>
+    </w:p>
+    <w:p>
+      <w:pPr>
+        <w:numPr>
+          <w:ilvl w:val="0"/>
           <w:numId w:val="0"/>
         </w:numPr>
         <w:ind w:left="45" w:leftChars="0"/>
@@ -1572,6 +1587,7 @@
     <w:p>
       <w:pPr>
         <w:numPr>
+          <w:ilvl w:val="0"/>
           <w:numId w:val="0"/>
         </w:numPr>
         <w:ind w:left="45" w:leftChars="0"/>
@@ -1591,6 +1607,7 @@
     <w:p>
       <w:pPr>
         <w:numPr>
+          <w:ilvl w:val="0"/>
           <w:numId w:val="0"/>
         </w:numPr>
         <w:ind w:left="45" w:leftChars="0"/>
@@ -1610,18 +1627,20 @@
     <w:p>
       <w:pPr>
         <w:numPr>
-          <w:numId w:val="0"/>
-        </w:numPr>
-        <w:ind w:left="45" w:leftChars="0"/>
-        <w:rPr>
-          <w:rFonts w:hint="default"/>
-          <w:lang w:val="en-US"/>
-        </w:rPr>
-      </w:pPr>
-    </w:p>
-    <w:p>
-      <w:pPr>
-        <w:numPr>
+          <w:ilvl w:val="0"/>
+          <w:numId w:val="0"/>
+        </w:numPr>
+        <w:ind w:left="45" w:leftChars="0"/>
+        <w:rPr>
+          <w:rFonts w:hint="default"/>
+          <w:lang w:val="en-US"/>
+        </w:rPr>
+      </w:pPr>
+    </w:p>
+    <w:p>
+      <w:pPr>
+        <w:numPr>
+          <w:ilvl w:val="0"/>
           <w:numId w:val="0"/>
         </w:numPr>
         <w:ind w:left="45" w:leftChars="0"/>
@@ -1641,18 +1660,20 @@
     <w:p>
       <w:pPr>
         <w:numPr>
-          <w:numId w:val="0"/>
-        </w:numPr>
-        <w:ind w:left="45" w:leftChars="0"/>
-        <w:rPr>
-          <w:rFonts w:hint="default"/>
-          <w:lang w:val="en-US"/>
-        </w:rPr>
-      </w:pPr>
-    </w:p>
-    <w:p>
-      <w:pPr>
-        <w:numPr>
+          <w:ilvl w:val="0"/>
+          <w:numId w:val="0"/>
+        </w:numPr>
+        <w:ind w:left="45" w:leftChars="0"/>
+        <w:rPr>
+          <w:rFonts w:hint="default"/>
+          <w:lang w:val="en-US"/>
+        </w:rPr>
+      </w:pPr>
+    </w:p>
+    <w:p>
+      <w:pPr>
+        <w:numPr>
+          <w:ilvl w:val="0"/>
           <w:numId w:val="0"/>
         </w:numPr>
         <w:ind w:left="45" w:leftChars="0"/>
@@ -1668,8 +1689,1393 @@
         </w:rPr>
         <w:t>What happen in this case?</w:t>
       </w:r>
+    </w:p>
+    <w:p>
+      <w:pPr>
+        <w:numPr>
+          <w:ilvl w:val="0"/>
+          <w:numId w:val="1"/>
+        </w:numPr>
+        <w:ind w:left="45" w:leftChars="0" w:firstLine="0" w:firstLineChars="0"/>
+        <w:rPr>
+          <w:rFonts w:hint="default"/>
+          <w:lang w:val="en-US"/>
+        </w:rPr>
+      </w:pPr>
+      <w:r>
+        <w:rPr>
+          <w:rFonts w:hint="default"/>
+          <w:lang w:val="en-US"/>
+        </w:rPr>
+        <w:t>Question: 1</w:t>
+      </w:r>
+    </w:p>
+    <w:p>
+      <w:pPr>
+        <w:numPr>
+          <w:ilvl w:val="0"/>
+          <w:numId w:val="0"/>
+        </w:numPr>
+        <w:rPr>
+          <w:rFonts w:hint="default"/>
+          <w:lang w:val="en-US"/>
+        </w:rPr>
+      </w:pPr>
+      <w:r>
+        <w:rPr>
+          <w:rFonts w:hint="default"/>
+          <w:lang w:val="en-US"/>
+        </w:rPr>
+        <w:t>Can you find out strings are anagram</w:t>
+      </w:r>
+    </w:p>
+    <w:p>
+      <w:pPr>
+        <w:numPr>
+          <w:ilvl w:val="0"/>
+          <w:numId w:val="0"/>
+        </w:numPr>
+        <w:rPr>
+          <w:rFonts w:hint="default"/>
+          <w:lang w:val="en-US"/>
+        </w:rPr>
+      </w:pPr>
+      <w:r>
+        <w:rPr>
+          <w:rFonts w:hint="default"/>
+          <w:lang w:val="en-US"/>
+        </w:rPr>
+        <w:t>Given two strings s and t, return true if t is an anagram of s, and false otherwise.</w:t>
+      </w:r>
+    </w:p>
+    <w:p>
+      <w:pPr>
+        <w:numPr>
+          <w:ilvl w:val="0"/>
+          <w:numId w:val="0"/>
+        </w:numPr>
+        <w:rPr>
+          <w:rFonts w:hint="default"/>
+          <w:lang w:val="en-US"/>
+        </w:rPr>
+      </w:pPr>
+      <w:r>
+        <w:rPr>
+          <w:rFonts w:hint="default"/>
+          <w:lang w:val="en-US"/>
+        </w:rPr>
+        <w:t xml:space="preserve"> </w:t>
+      </w:r>
+    </w:p>
+    <w:p>
+      <w:pPr>
+        <w:numPr>
+          <w:ilvl w:val="0"/>
+          <w:numId w:val="0"/>
+        </w:numPr>
+        <w:rPr>
+          <w:rFonts w:hint="default"/>
+          <w:lang w:val="en-US"/>
+        </w:rPr>
+      </w:pPr>
+      <w:r>
+        <w:rPr>
+          <w:rFonts w:hint="default"/>
+          <w:lang w:val="en-US"/>
+        </w:rPr>
+        <w:t>Example 1:</w:t>
+      </w:r>
+    </w:p>
+    <w:p>
+      <w:pPr>
+        <w:numPr>
+          <w:ilvl w:val="0"/>
+          <w:numId w:val="0"/>
+        </w:numPr>
+        <w:rPr>
+          <w:rFonts w:hint="default"/>
+          <w:lang w:val="en-US"/>
+        </w:rPr>
+      </w:pPr>
+      <w:r>
+        <w:rPr>
+          <w:rFonts w:hint="default"/>
+          <w:lang w:val="en-US"/>
+        </w:rPr>
+        <w:t>Input: s = "anagram", t = "nagaram"</w:t>
+      </w:r>
+    </w:p>
+    <w:p>
+      <w:pPr>
+        <w:numPr>
+          <w:ilvl w:val="0"/>
+          <w:numId w:val="0"/>
+        </w:numPr>
+        <w:rPr>
+          <w:rFonts w:hint="default"/>
+          <w:lang w:val="en-US"/>
+        </w:rPr>
+      </w:pPr>
+      <w:r>
+        <w:rPr>
+          <w:rFonts w:hint="default"/>
+          <w:lang w:val="en-US"/>
+        </w:rPr>
+        <w:t>Output: true</w:t>
+      </w:r>
+    </w:p>
+    <w:p>
+      <w:pPr>
+        <w:numPr>
+          <w:ilvl w:val="0"/>
+          <w:numId w:val="0"/>
+        </w:numPr>
+        <w:rPr>
+          <w:rFonts w:hint="default"/>
+          <w:lang w:val="en-US"/>
+        </w:rPr>
+      </w:pPr>
+      <w:r>
+        <w:rPr>
+          <w:rFonts w:hint="default"/>
+          <w:lang w:val="en-US"/>
+        </w:rPr>
+        <w:t xml:space="preserve"> </w:t>
+      </w:r>
+    </w:p>
+    <w:p>
+      <w:pPr>
+        <w:numPr>
+          <w:ilvl w:val="0"/>
+          <w:numId w:val="0"/>
+        </w:numPr>
+        <w:rPr>
+          <w:rFonts w:hint="default"/>
+          <w:lang w:val="en-US"/>
+        </w:rPr>
+      </w:pPr>
+      <w:r>
+        <w:rPr>
+          <w:rFonts w:hint="default"/>
+          <w:lang w:val="en-US"/>
+        </w:rPr>
+        <w:t>Example 2:</w:t>
+      </w:r>
+    </w:p>
+    <w:p>
+      <w:pPr>
+        <w:numPr>
+          <w:ilvl w:val="0"/>
+          <w:numId w:val="0"/>
+        </w:numPr>
+        <w:rPr>
+          <w:rFonts w:hint="default"/>
+          <w:lang w:val="en-US"/>
+        </w:rPr>
+      </w:pPr>
+      <w:r>
+        <w:rPr>
+          <w:rFonts w:hint="default"/>
+          <w:lang w:val="en-US"/>
+        </w:rPr>
+        <w:t>Input: s = "rat", t = "car"</w:t>
+      </w:r>
+    </w:p>
+    <w:p>
+      <w:pPr>
+        <w:numPr>
+          <w:ilvl w:val="0"/>
+          <w:numId w:val="0"/>
+        </w:numPr>
+        <w:rPr>
+          <w:rFonts w:hint="default"/>
+          <w:lang w:val="en-US"/>
+        </w:rPr>
+      </w:pPr>
+      <w:r>
+        <w:rPr>
+          <w:rFonts w:hint="default"/>
+          <w:lang w:val="en-US"/>
+        </w:rPr>
+        <w:t>Output: false</w:t>
+      </w:r>
+    </w:p>
+    <w:p>
+      <w:pPr>
+        <w:numPr>
+          <w:ilvl w:val="0"/>
+          <w:numId w:val="0"/>
+        </w:numPr>
+        <w:rPr>
+          <w:rFonts w:hint="default"/>
+          <w:lang w:val="en-US"/>
+        </w:rPr>
+      </w:pPr>
+      <w:r>
+        <w:rPr>
+          <w:rFonts w:hint="default"/>
+          <w:lang w:val="en-US"/>
+        </w:rPr>
+        <w:t xml:space="preserve"> </w:t>
+      </w:r>
+    </w:p>
+    <w:p>
+      <w:pPr>
+        <w:numPr>
+          <w:ilvl w:val="0"/>
+          <w:numId w:val="0"/>
+        </w:numPr>
+        <w:rPr>
+          <w:rFonts w:hint="default"/>
+          <w:lang w:val="en-US"/>
+        </w:rPr>
+      </w:pPr>
+      <w:r>
+        <w:rPr>
+          <w:rFonts w:hint="default"/>
+          <w:lang w:val="en-US"/>
+        </w:rPr>
+        <w:t xml:space="preserve"> </w:t>
+      </w:r>
+    </w:p>
+    <w:p>
+      <w:pPr>
+        <w:numPr>
+          <w:ilvl w:val="0"/>
+          <w:numId w:val="0"/>
+        </w:numPr>
+        <w:rPr>
+          <w:rFonts w:hint="default"/>
+          <w:lang w:val="en-US"/>
+        </w:rPr>
+      </w:pPr>
+      <w:r>
+        <w:rPr>
+          <w:rFonts w:hint="default"/>
+          <w:lang w:val="en-US"/>
+        </w:rPr>
+        <w:t>public class ValidAnagram {</w:t>
+      </w:r>
+    </w:p>
+    <w:p>
+      <w:pPr>
+        <w:numPr>
+          <w:ilvl w:val="0"/>
+          <w:numId w:val="0"/>
+        </w:numPr>
+        <w:rPr>
+          <w:rFonts w:hint="default"/>
+          <w:lang w:val="en-US"/>
+        </w:rPr>
+      </w:pPr>
+      <w:r>
+        <w:rPr>
+          <w:rFonts w:hint="default"/>
+          <w:lang w:val="en-US"/>
+        </w:rPr>
+        <w:t xml:space="preserve"> </w:t>
+      </w:r>
+    </w:p>
+    <w:p>
+      <w:pPr>
+        <w:numPr>
+          <w:ilvl w:val="0"/>
+          <w:numId w:val="0"/>
+        </w:numPr>
+        <w:rPr>
+          <w:rFonts w:hint="default"/>
+          <w:lang w:val="en-US"/>
+        </w:rPr>
+      </w:pPr>
+      <w:r>
+        <w:rPr>
+          <w:rFonts w:hint="default"/>
+          <w:lang w:val="en-US"/>
+        </w:rPr>
+        <w:t xml:space="preserve">   public static void main(String[] args) {</w:t>
+      </w:r>
+    </w:p>
+    <w:p>
+      <w:pPr>
+        <w:numPr>
+          <w:ilvl w:val="0"/>
+          <w:numId w:val="0"/>
+        </w:numPr>
+        <w:rPr>
+          <w:rFonts w:hint="default"/>
+          <w:lang w:val="en-US"/>
+        </w:rPr>
+      </w:pPr>
+      <w:r>
+        <w:rPr>
+          <w:rFonts w:hint="default"/>
+          <w:lang w:val="en-US"/>
+        </w:rPr>
+        <w:t xml:space="preserve">       String s = "anagram", t = "nagaram";</w:t>
+      </w:r>
+    </w:p>
+    <w:p>
+      <w:pPr>
+        <w:numPr>
+          <w:ilvl w:val="0"/>
+          <w:numId w:val="0"/>
+        </w:numPr>
+        <w:rPr>
+          <w:rFonts w:hint="default"/>
+          <w:lang w:val="en-US"/>
+        </w:rPr>
+      </w:pPr>
+      <w:r>
+        <w:rPr>
+          <w:rFonts w:hint="default"/>
+          <w:lang w:val="en-US"/>
+        </w:rPr>
+        <w:t xml:space="preserve">       System.out.println("Is Anagram: "+isAnagram(s,t));</w:t>
+      </w:r>
+    </w:p>
+    <w:p>
+      <w:pPr>
+        <w:numPr>
+          <w:ilvl w:val="0"/>
+          <w:numId w:val="0"/>
+        </w:numPr>
+        <w:rPr>
+          <w:rFonts w:hint="default"/>
+          <w:lang w:val="en-US"/>
+        </w:rPr>
+      </w:pPr>
+      <w:r>
+        <w:rPr>
+          <w:rFonts w:hint="default"/>
+          <w:lang w:val="en-US"/>
+        </w:rPr>
+        <w:t xml:space="preserve">      }</w:t>
+      </w:r>
+    </w:p>
+    <w:p>
+      <w:pPr>
+        <w:numPr>
+          <w:ilvl w:val="0"/>
+          <w:numId w:val="0"/>
+        </w:numPr>
+        <w:rPr>
+          <w:rFonts w:hint="default"/>
+          <w:lang w:val="en-US"/>
+        </w:rPr>
+      </w:pPr>
+      <w:r>
+        <w:rPr>
+          <w:rFonts w:hint="default"/>
+          <w:lang w:val="en-US"/>
+        </w:rPr>
+        <w:t xml:space="preserve">    </w:t>
+      </w:r>
+    </w:p>
+    <w:p>
+      <w:pPr>
+        <w:numPr>
+          <w:ilvl w:val="0"/>
+          <w:numId w:val="0"/>
+        </w:numPr>
+        <w:rPr>
+          <w:rFonts w:hint="default"/>
+          <w:lang w:val="en-US"/>
+        </w:rPr>
+      </w:pPr>
+      <w:r>
+        <w:rPr>
+          <w:rFonts w:hint="default"/>
+          <w:lang w:val="en-US"/>
+        </w:rPr>
+        <w:t xml:space="preserve">public static boolean isAnagram(String s, String t) {     </w:t>
+      </w:r>
+    </w:p>
+    <w:p>
+      <w:pPr>
+        <w:numPr>
+          <w:ilvl w:val="0"/>
+          <w:numId w:val="0"/>
+        </w:numPr>
+        <w:rPr>
+          <w:rFonts w:hint="default"/>
+          <w:lang w:val="en-US"/>
+        </w:rPr>
+      </w:pPr>
+    </w:p>
+    <w:p>
+      <w:pPr>
+        <w:numPr>
+          <w:ilvl w:val="0"/>
+          <w:numId w:val="0"/>
+        </w:numPr>
+        <w:rPr>
+          <w:rFonts w:hint="default"/>
+          <w:lang w:val="en-US"/>
+        </w:rPr>
+      </w:pPr>
+      <w:r>
+        <w:rPr>
+          <w:rFonts w:hint="default"/>
+          <w:lang w:val="en-US"/>
+        </w:rPr>
+        <w:t xml:space="preserve">         Boolean res=false;</w:t>
+      </w:r>
+    </w:p>
+    <w:p>
+      <w:pPr>
+        <w:numPr>
+          <w:ilvl w:val="0"/>
+          <w:numId w:val="0"/>
+        </w:numPr>
+        <w:rPr>
+          <w:rFonts w:hint="default"/>
+          <w:lang w:val="en-US"/>
+        </w:rPr>
+      </w:pPr>
+      <w:r>
+        <w:rPr>
+          <w:rFonts w:hint="default"/>
+          <w:lang w:val="en-US"/>
+        </w:rPr>
+        <w:t xml:space="preserve">         //First condition</w:t>
+      </w:r>
+    </w:p>
+    <w:p>
+      <w:pPr>
+        <w:numPr>
+          <w:ilvl w:val="0"/>
+          <w:numId w:val="0"/>
+        </w:numPr>
+        <w:rPr>
+          <w:rFonts w:hint="default"/>
+          <w:lang w:val="en-US"/>
+        </w:rPr>
+      </w:pPr>
+      <w:r>
+        <w:rPr>
+          <w:rFonts w:hint="default"/>
+          <w:lang w:val="en-US"/>
+        </w:rPr>
+        <w:t xml:space="preserve">         if(s.length() != t.length()){</w:t>
+      </w:r>
+    </w:p>
+    <w:p>
+      <w:pPr>
+        <w:numPr>
+          <w:ilvl w:val="0"/>
+          <w:numId w:val="0"/>
+        </w:numPr>
+        <w:rPr>
+          <w:rFonts w:hint="default"/>
+          <w:lang w:val="en-US"/>
+        </w:rPr>
+      </w:pPr>
+      <w:r>
+        <w:rPr>
+          <w:rFonts w:hint="default"/>
+          <w:lang w:val="en-US"/>
+        </w:rPr>
+        <w:t xml:space="preserve">          return res;</w:t>
+      </w:r>
+    </w:p>
+    <w:p>
+      <w:pPr>
+        <w:numPr>
+          <w:ilvl w:val="0"/>
+          <w:numId w:val="0"/>
+        </w:numPr>
+        <w:rPr>
+          <w:rFonts w:hint="default"/>
+          <w:lang w:val="en-US"/>
+        </w:rPr>
+      </w:pPr>
+      <w:r>
+        <w:rPr>
+          <w:rFonts w:hint="default"/>
+          <w:lang w:val="en-US"/>
+        </w:rPr>
+        <w:t xml:space="preserve">         }</w:t>
+      </w:r>
+    </w:p>
+    <w:p>
+      <w:pPr>
+        <w:numPr>
+          <w:ilvl w:val="0"/>
+          <w:numId w:val="0"/>
+        </w:numPr>
+        <w:rPr>
+          <w:rFonts w:hint="default"/>
+          <w:lang w:val="en-US"/>
+        </w:rPr>
+      </w:pPr>
+    </w:p>
+    <w:p>
+      <w:pPr>
+        <w:numPr>
+          <w:ilvl w:val="0"/>
+          <w:numId w:val="0"/>
+        </w:numPr>
+        <w:rPr>
+          <w:rFonts w:hint="default"/>
+          <w:lang w:val="en-US"/>
+        </w:rPr>
+      </w:pPr>
+      <w:r>
+        <w:rPr>
+          <w:rFonts w:hint="default"/>
+          <w:lang w:val="en-US"/>
+        </w:rPr>
+        <w:t xml:space="preserve">        // second find out each character lengths using stream</w:t>
+      </w:r>
+    </w:p>
+    <w:p>
+      <w:pPr>
+        <w:numPr>
+          <w:ilvl w:val="0"/>
+          <w:numId w:val="0"/>
+        </w:numPr>
+        <w:rPr>
+          <w:rFonts w:hint="default"/>
+          <w:lang w:val="en-US"/>
+        </w:rPr>
+      </w:pPr>
+      <w:r>
+        <w:rPr>
+          <w:rFonts w:hint="default"/>
+          <w:lang w:val="en-US"/>
+        </w:rPr>
+        <w:t xml:space="preserve">        List&lt;String&gt; sourceChar= List.of(s.split());</w:t>
+      </w:r>
+    </w:p>
+    <w:p>
+      <w:pPr>
+        <w:numPr>
+          <w:ilvl w:val="0"/>
+          <w:numId w:val="0"/>
+        </w:numPr>
+        <w:rPr>
+          <w:rFonts w:hint="default"/>
+          <w:lang w:val="en-US"/>
+        </w:rPr>
+      </w:pPr>
+      <w:r>
+        <w:rPr>
+          <w:rFonts w:hint="default"/>
+          <w:lang w:val="en-US"/>
+        </w:rPr>
+        <w:t xml:space="preserve">        List&lt;String&gt; targetChar= List.of(t.split());</w:t>
+      </w:r>
+    </w:p>
+    <w:p>
+      <w:pPr>
+        <w:numPr>
+          <w:ilvl w:val="0"/>
+          <w:numId w:val="0"/>
+        </w:numPr>
+        <w:rPr>
+          <w:rFonts w:hint="default"/>
+          <w:lang w:val="en-US"/>
+        </w:rPr>
+      </w:pPr>
+    </w:p>
+    <w:p>
+      <w:pPr>
+        <w:numPr>
+          <w:ilvl w:val="0"/>
+          <w:numId w:val="0"/>
+        </w:numPr>
+        <w:rPr>
+          <w:rFonts w:hint="default"/>
+          <w:lang w:val="en-US"/>
+        </w:rPr>
+      </w:pPr>
+      <w:r>
+        <w:rPr>
+          <w:rFonts w:hint="default"/>
+          <w:lang w:val="en-US"/>
+        </w:rPr>
+        <w:t xml:space="preserve">        Map&lt;String,Long&gt; sourceList=sourceChar.stream().collect(Collectors.groupingBy</w:t>
+      </w:r>
+    </w:p>
+    <w:p>
+      <w:pPr>
+        <w:numPr>
+          <w:ilvl w:val="0"/>
+          <w:numId w:val="0"/>
+        </w:numPr>
+        <w:rPr>
+          <w:rFonts w:hint="default"/>
+          <w:lang w:val="en-US"/>
+        </w:rPr>
+      </w:pPr>
+      <w:r>
+        <w:rPr>
+          <w:rFonts w:hint="default"/>
+          <w:lang w:val="en-US"/>
+        </w:rPr>
+        <w:t xml:space="preserve">         </w:t>
+      </w:r>
+    </w:p>
+    <w:p>
+      <w:pPr>
+        <w:numPr>
+          <w:ilvl w:val="0"/>
+          <w:numId w:val="0"/>
+        </w:numPr>
+        <w:rPr>
+          <w:rFonts w:hint="default"/>
+          <w:lang w:val="en-US"/>
+        </w:rPr>
+      </w:pPr>
+      <w:r>
+        <w:rPr>
+          <w:rFonts w:hint="default"/>
+          <w:lang w:val="en-US"/>
+        </w:rPr>
+        <w:t xml:space="preserve">        </w:t>
+      </w:r>
+    </w:p>
+    <w:p>
+      <w:pPr>
+        <w:numPr>
+          <w:ilvl w:val="0"/>
+          <w:numId w:val="0"/>
+        </w:numPr>
+        <w:rPr>
+          <w:rFonts w:hint="default"/>
+          <w:lang w:val="en-US"/>
+        </w:rPr>
+      </w:pPr>
+    </w:p>
+    <w:p>
+      <w:pPr>
+        <w:numPr>
+          <w:ilvl w:val="0"/>
+          <w:numId w:val="0"/>
+        </w:numPr>
+        <w:rPr>
+          <w:rFonts w:hint="default"/>
+          <w:lang w:val="en-US"/>
+        </w:rPr>
+      </w:pPr>
+    </w:p>
+    <w:p>
+      <w:pPr>
+        <w:numPr>
+          <w:ilvl w:val="0"/>
+          <w:numId w:val="0"/>
+        </w:numPr>
+        <w:rPr>
+          <w:rFonts w:hint="default"/>
+          <w:lang w:val="en-US"/>
+        </w:rPr>
+      </w:pPr>
+    </w:p>
+    <w:p>
+      <w:pPr>
+        <w:numPr>
+          <w:ilvl w:val="0"/>
+          <w:numId w:val="0"/>
+        </w:numPr>
+        <w:rPr>
+          <w:rFonts w:hint="default"/>
+          <w:lang w:val="en-US"/>
+        </w:rPr>
+      </w:pPr>
+      <w:r>
+        <w:rPr>
+          <w:rFonts w:hint="default"/>
+          <w:lang w:val="en-US"/>
+        </w:rPr>
+        <w:t xml:space="preserve">        </w:t>
+      </w:r>
+    </w:p>
+    <w:p>
+      <w:pPr>
+        <w:numPr>
+          <w:ilvl w:val="0"/>
+          <w:numId w:val="0"/>
+        </w:numPr>
+        <w:rPr>
+          <w:rFonts w:hint="default"/>
+          <w:lang w:val="en-US"/>
+        </w:rPr>
+      </w:pPr>
+      <w:r>
+        <w:rPr>
+          <w:rFonts w:hint="default"/>
+          <w:lang w:val="en-US"/>
+        </w:rPr>
+        <w:t xml:space="preserve">        //Find each character </w:t>
+      </w:r>
+    </w:p>
+    <w:p>
+      <w:pPr>
+        <w:numPr>
+          <w:ilvl w:val="0"/>
+          <w:numId w:val="0"/>
+        </w:numPr>
+        <w:rPr>
+          <w:rFonts w:hint="default"/>
+          <w:lang w:val="en-US"/>
+        </w:rPr>
+      </w:pPr>
+    </w:p>
+    <w:p>
+      <w:pPr>
+        <w:numPr>
+          <w:ilvl w:val="0"/>
+          <w:numId w:val="0"/>
+        </w:numPr>
+        <w:rPr>
+          <w:rFonts w:hint="default"/>
+          <w:lang w:val="en-US"/>
+        </w:rPr>
+      </w:pPr>
+      <w:r>
+        <w:rPr>
+          <w:rFonts w:hint="default"/>
+          <w:lang w:val="en-US"/>
+        </w:rPr>
+        <w:t xml:space="preserve">    }</w:t>
+      </w:r>
+    </w:p>
+    <w:p>
+      <w:pPr>
+        <w:numPr>
+          <w:ilvl w:val="0"/>
+          <w:numId w:val="0"/>
+        </w:numPr>
+        <w:rPr>
+          <w:rFonts w:hint="default"/>
+          <w:lang w:val="en-US"/>
+        </w:rPr>
+      </w:pPr>
+      <w:r>
+        <w:rPr>
+          <w:rFonts w:hint="default"/>
+          <w:lang w:val="en-US"/>
+        </w:rPr>
+        <w:t>}</w:t>
+      </w:r>
+    </w:p>
+    <w:p>
+      <w:pPr>
+        <w:numPr>
+          <w:ilvl w:val="0"/>
+          <w:numId w:val="0"/>
+        </w:numPr>
+        <w:rPr>
+          <w:rFonts w:hint="default"/>
+          <w:lang w:val="en-US"/>
+        </w:rPr>
+      </w:pPr>
+    </w:p>
+    <w:p>
+      <w:pPr>
+        <w:numPr>
+          <w:ilvl w:val="0"/>
+          <w:numId w:val="2"/>
+        </w:numPr>
+        <w:ind w:left="0" w:leftChars="0" w:firstLine="0" w:firstLineChars="0"/>
+        <w:rPr>
+          <w:rFonts w:hint="default"/>
+          <w:b/>
+          <w:bCs/>
+        </w:rPr>
+      </w:pPr>
+      <w:r>
+        <w:rPr>
+          <w:rFonts w:hint="default"/>
+          <w:b/>
+          <w:bCs/>
+        </w:rPr>
+        <w:t xml:space="preserve"> We have list of cites and list of employee object now requirement is to find which employee have cities in list. Need to increase 10% salary. Write a logic?</w:t>
+      </w:r>
+    </w:p>
+    <w:p>
+      <w:pPr>
+        <w:rPr>
+          <w:rFonts w:hint="default"/>
+        </w:rPr>
+      </w:pPr>
+      <w:r>
+        <w:rPr>
+          <w:rFonts w:hint="default"/>
+        </w:rPr>
+        <w:t xml:space="preserve">    </w:t>
+      </w:r>
+    </w:p>
+    <w:p>
+      <w:pPr>
+        <w:rPr>
+          <w:rFonts w:hint="default"/>
+        </w:rPr>
+      </w:pPr>
+      <w:r>
+        <w:rPr>
+          <w:rFonts w:hint="default"/>
+        </w:rPr>
+        <w:t>List&lt;String&gt; cities = Arrays.asList("Bangalore");</w:t>
+      </w:r>
+    </w:p>
+    <w:p>
+      <w:pPr>
+        <w:rPr>
+          <w:rFonts w:hint="default"/>
+        </w:rPr>
+      </w:pPr>
+    </w:p>
+    <w:p>
+      <w:pPr>
+        <w:rPr>
+          <w:rFonts w:hint="default"/>
+        </w:rPr>
+      </w:pPr>
+      <w:r>
+        <w:rPr>
+          <w:rFonts w:hint="default"/>
+        </w:rPr>
+        <w:t>List&lt;Employee&gt; employees = employeeRepo.getAllEmployeesByDepartment("IT");</w:t>
+      </w:r>
+    </w:p>
+    <w:p>
+      <w:pPr>
+        <w:rPr>
+          <w:rFonts w:hint="default"/>
+        </w:rPr>
+      </w:pPr>
+    </w:p>
+    <w:p>
+      <w:pPr>
+        <w:rPr>
+          <w:rFonts w:hint="default"/>
+        </w:rPr>
+      </w:pPr>
+      <w:r>
+        <w:rPr>
+          <w:rFonts w:hint="default"/>
+        </w:rPr>
+        <w:t>If we are using stream and update the employee object . Is it giving any error?</w:t>
+      </w:r>
+    </w:p>
+    <w:p>
+      <w:pPr>
+        <w:rPr>
+          <w:rFonts w:hint="default"/>
+        </w:rPr>
+      </w:pPr>
+    </w:p>
+    <w:p>
+      <w:pPr>
+        <w:rPr>
+          <w:rFonts w:hint="default"/>
+        </w:rPr>
+      </w:pPr>
+      <w:r>
+        <w:rPr>
+          <w:rFonts w:hint="default"/>
+        </w:rPr>
+        <w:t>package com.learn.mapexample;</w:t>
+      </w:r>
+    </w:p>
+    <w:p>
+      <w:pPr>
+        <w:rPr>
+          <w:rFonts w:hint="default"/>
+        </w:rPr>
+      </w:pPr>
+    </w:p>
+    <w:p>
+      <w:pPr>
+        <w:rPr>
+          <w:rFonts w:hint="default"/>
+        </w:rPr>
+      </w:pPr>
+      <w:r>
+        <w:rPr>
+          <w:rFonts w:hint="default"/>
+        </w:rPr>
+        <w:t>import java.util.ArrayList;</w:t>
+      </w:r>
+    </w:p>
+    <w:p>
+      <w:pPr>
+        <w:rPr>
+          <w:rFonts w:hint="default"/>
+        </w:rPr>
+      </w:pPr>
+      <w:r>
+        <w:rPr>
+          <w:rFonts w:hint="default"/>
+        </w:rPr>
+        <w:t>import java.util.Arrays;</w:t>
+      </w:r>
+    </w:p>
+    <w:p>
+      <w:pPr>
+        <w:rPr>
+          <w:rFonts w:hint="default"/>
+        </w:rPr>
+      </w:pPr>
+      <w:r>
+        <w:rPr>
+          <w:rFonts w:hint="default"/>
+        </w:rPr>
+        <w:t>import java.util.List;</w:t>
+      </w:r>
+    </w:p>
+    <w:p>
+      <w:pPr>
+        <w:rPr>
+          <w:rFonts w:hint="default"/>
+        </w:rPr>
+      </w:pPr>
+      <w:r>
+        <w:rPr>
+          <w:rFonts w:hint="default"/>
+        </w:rPr>
+        <w:t>import java.util.stream.Collectors;</w:t>
+      </w:r>
+    </w:p>
+    <w:p>
+      <w:pPr>
+        <w:rPr>
+          <w:rFonts w:hint="default"/>
+        </w:rPr>
+      </w:pPr>
+    </w:p>
+    <w:p>
+      <w:pPr>
+        <w:rPr>
+          <w:rFonts w:hint="default"/>
+        </w:rPr>
+      </w:pPr>
+      <w:r>
+        <w:rPr>
+          <w:rFonts w:hint="default"/>
+        </w:rPr>
+        <w:t>public class StreamRelated {</w:t>
+      </w:r>
+    </w:p>
+    <w:p>
+      <w:pPr>
+        <w:rPr>
+          <w:rFonts w:hint="default"/>
+        </w:rPr>
+      </w:pPr>
+      <w:r>
+        <w:rPr>
+          <w:rFonts w:hint="default"/>
+        </w:rPr>
+        <w:tab/>
+      </w:r>
+    </w:p>
+    <w:p>
+      <w:pPr>
+        <w:rPr>
+          <w:rFonts w:hint="default"/>
+        </w:rPr>
+      </w:pPr>
+      <w:r>
+        <w:rPr>
+          <w:rFonts w:hint="default"/>
+        </w:rPr>
+        <w:tab/>
+      </w:r>
+      <w:r>
+        <w:rPr>
+          <w:rFonts w:hint="default"/>
+        </w:rPr>
+        <w:t>public static void main(String[] args) {</w:t>
+      </w:r>
+    </w:p>
+    <w:p>
+      <w:pPr>
+        <w:rPr>
+          <w:rFonts w:hint="default"/>
+        </w:rPr>
+      </w:pPr>
+      <w:r>
+        <w:rPr>
+          <w:rFonts w:hint="default"/>
+        </w:rPr>
+        <w:tab/>
+      </w:r>
+      <w:r>
+        <w:rPr>
+          <w:rFonts w:hint="default"/>
+        </w:rPr>
+        <w:tab/>
+      </w:r>
+      <w:r>
+        <w:rPr>
+          <w:rFonts w:hint="default"/>
+        </w:rPr>
+        <w:t>List&lt;String&gt; names = Arrays.asList("SAI");</w:t>
+      </w:r>
+    </w:p>
+    <w:p>
+      <w:pPr>
+        <w:rPr>
+          <w:rFonts w:hint="default"/>
+        </w:rPr>
+      </w:pPr>
+      <w:r>
+        <w:rPr>
+          <w:rFonts w:hint="default"/>
+        </w:rPr>
+        <w:tab/>
+      </w:r>
+      <w:r>
+        <w:rPr>
+          <w:rFonts w:hint="default"/>
+        </w:rPr>
+        <w:tab/>
+      </w:r>
+    </w:p>
+    <w:p>
+      <w:pPr>
+        <w:rPr>
+          <w:rFonts w:hint="default"/>
+        </w:rPr>
+      </w:pPr>
+      <w:r>
+        <w:rPr>
+          <w:rFonts w:hint="default"/>
+        </w:rPr>
+        <w:tab/>
+      </w:r>
+      <w:r>
+        <w:rPr>
+          <w:rFonts w:hint="default"/>
+        </w:rPr>
+        <w:tab/>
+      </w:r>
+      <w:r>
+        <w:rPr>
+          <w:rFonts w:hint="default"/>
+        </w:rPr>
+        <w:t>Employee e1=new Employee(1, "SAI");</w:t>
+      </w:r>
+    </w:p>
+    <w:p>
+      <w:pPr>
+        <w:rPr>
+          <w:rFonts w:hint="default"/>
+        </w:rPr>
+      </w:pPr>
+      <w:r>
+        <w:rPr>
+          <w:rFonts w:hint="default"/>
+        </w:rPr>
+        <w:tab/>
+      </w:r>
+      <w:r>
+        <w:rPr>
+          <w:rFonts w:hint="default"/>
+        </w:rPr>
+        <w:tab/>
+      </w:r>
+      <w:r>
+        <w:rPr>
+          <w:rFonts w:hint="default"/>
+        </w:rPr>
+        <w:t>Employee e2=new Employee(2, "SAIMohan");</w:t>
+      </w:r>
+    </w:p>
+    <w:p>
+      <w:pPr>
+        <w:rPr>
+          <w:rFonts w:hint="default"/>
+        </w:rPr>
+      </w:pPr>
+    </w:p>
+    <w:p>
+      <w:pPr>
+        <w:rPr>
+          <w:rFonts w:hint="default"/>
+        </w:rPr>
+      </w:pPr>
+      <w:r>
+        <w:rPr>
+          <w:rFonts w:hint="default"/>
+        </w:rPr>
+        <w:tab/>
+      </w:r>
+      <w:r>
+        <w:rPr>
+          <w:rFonts w:hint="default"/>
+        </w:rPr>
+        <w:tab/>
+      </w:r>
+      <w:r>
+        <w:rPr>
+          <w:rFonts w:hint="default"/>
+        </w:rPr>
+        <w:t>List&lt;Employee&gt; employees = new ArrayList&lt;&gt;();</w:t>
+      </w:r>
+    </w:p>
+    <w:p>
+      <w:pPr>
+        <w:rPr>
+          <w:rFonts w:hint="default"/>
+        </w:rPr>
+      </w:pPr>
+      <w:r>
+        <w:rPr>
+          <w:rFonts w:hint="default"/>
+        </w:rPr>
+        <w:tab/>
+      </w:r>
+      <w:r>
+        <w:rPr>
+          <w:rFonts w:hint="default"/>
+        </w:rPr>
+        <w:tab/>
+      </w:r>
+      <w:r>
+        <w:rPr>
+          <w:rFonts w:hint="default"/>
+        </w:rPr>
+        <w:t>employees.add(e1);</w:t>
+      </w:r>
+    </w:p>
+    <w:p>
+      <w:pPr>
+        <w:rPr>
+          <w:rFonts w:hint="default"/>
+        </w:rPr>
+      </w:pPr>
+      <w:r>
+        <w:rPr>
+          <w:rFonts w:hint="default"/>
+        </w:rPr>
+        <w:tab/>
+      </w:r>
+      <w:r>
+        <w:rPr>
+          <w:rFonts w:hint="default"/>
+        </w:rPr>
+        <w:tab/>
+      </w:r>
+      <w:r>
+        <w:rPr>
+          <w:rFonts w:hint="default"/>
+        </w:rPr>
+        <w:t>employees.add(e2);</w:t>
+      </w:r>
+    </w:p>
+    <w:p>
+      <w:pPr>
+        <w:rPr>
+          <w:rFonts w:hint="default"/>
+        </w:rPr>
+      </w:pPr>
+      <w:r>
+        <w:rPr>
+          <w:rFonts w:hint="default"/>
+        </w:rPr>
+        <w:tab/>
+      </w:r>
+      <w:r>
+        <w:rPr>
+          <w:rFonts w:hint="default"/>
+        </w:rPr>
+        <w:tab/>
+      </w:r>
+    </w:p>
+    <w:p>
+      <w:pPr>
+        <w:rPr>
+          <w:rFonts w:hint="default"/>
+        </w:rPr>
+      </w:pPr>
+      <w:r>
+        <w:rPr>
+          <w:rFonts w:hint="default"/>
+        </w:rPr>
+        <w:tab/>
+      </w:r>
+      <w:r>
+        <w:rPr>
+          <w:rFonts w:hint="default"/>
+        </w:rPr>
+        <w:tab/>
+      </w:r>
+      <w:r>
+        <w:rPr>
+          <w:rFonts w:hint="default"/>
+        </w:rPr>
+        <w:t>List&lt;Employee&gt; fil=employees.stream().filter(e-&gt;names.contains(e.getName())).collect(Collectors.toList());</w:t>
+      </w:r>
+    </w:p>
+    <w:p>
+      <w:pPr>
+        <w:rPr>
+          <w:rFonts w:hint="default"/>
+        </w:rPr>
+      </w:pPr>
+      <w:r>
+        <w:rPr>
+          <w:rFonts w:hint="default"/>
+        </w:rPr>
+        <w:tab/>
+      </w:r>
+      <w:r>
+        <w:rPr>
+          <w:rFonts w:hint="default"/>
+        </w:rPr>
+        <w:tab/>
+      </w:r>
+      <w:r>
+        <w:rPr>
+          <w:rFonts w:hint="default"/>
+        </w:rPr>
+        <w:t>System.out.println(fil);</w:t>
+      </w:r>
+    </w:p>
+    <w:p>
+      <w:pPr>
+        <w:rPr>
+          <w:rFonts w:hint="default"/>
+        </w:rPr>
+      </w:pPr>
+      <w:r>
+        <w:rPr>
+          <w:rFonts w:hint="default"/>
+        </w:rPr>
+        <w:tab/>
+      </w:r>
+      <w:r>
+        <w:rPr>
+          <w:rFonts w:hint="default"/>
+        </w:rPr>
+        <w:tab/>
+      </w:r>
+      <w:r>
+        <w:rPr>
+          <w:rFonts w:hint="default"/>
+        </w:rPr>
+        <w:t>fil.stream().forEach(a-&gt;a.setName(a.getName()+"S"));</w:t>
+      </w:r>
+    </w:p>
+    <w:p>
+      <w:pPr>
+        <w:rPr>
+          <w:rFonts w:hint="default"/>
+        </w:rPr>
+      </w:pPr>
+      <w:r>
+        <w:rPr>
+          <w:rFonts w:hint="default"/>
+        </w:rPr>
+        <w:tab/>
+      </w:r>
+      <w:r>
+        <w:rPr>
+          <w:rFonts w:hint="default"/>
+        </w:rPr>
+        <w:tab/>
+      </w:r>
+      <w:r>
+        <w:rPr>
+          <w:rFonts w:hint="default"/>
+        </w:rPr>
+        <w:t>System.out.println(fil);</w:t>
+      </w:r>
+    </w:p>
+    <w:p>
+      <w:pPr>
+        <w:rPr>
+          <w:rFonts w:hint="default"/>
+        </w:rPr>
+      </w:pPr>
+    </w:p>
+    <w:p>
+      <w:pPr>
+        <w:rPr>
+          <w:rFonts w:hint="default"/>
+        </w:rPr>
+      </w:pPr>
+      <w:r>
+        <w:rPr>
+          <w:rFonts w:hint="default"/>
+        </w:rPr>
+        <w:tab/>
+      </w:r>
+      <w:r>
+        <w:rPr>
+          <w:rFonts w:hint="default"/>
+        </w:rPr>
+        <w:t>}</w:t>
+      </w:r>
+    </w:p>
+    <w:p>
+      <w:pPr>
+        <w:rPr>
+          <w:rFonts w:hint="default"/>
+        </w:rPr>
+      </w:pPr>
+    </w:p>
+    <w:p>
+      <w:pPr>
+        <w:rPr>
+          <w:rFonts w:hint="default"/>
+        </w:rPr>
+      </w:pPr>
+      <w:r>
+        <w:rPr>
+          <w:rFonts w:hint="default"/>
+        </w:rPr>
+        <w:t>}</w:t>
+      </w:r>
+    </w:p>
+    <w:p>
+      <w:pPr>
+        <w:rPr>
+          <w:rFonts w:hint="default"/>
+        </w:rPr>
+      </w:pPr>
+      <w:r>
+        <w:rPr>
+          <w:rFonts w:hint="default"/>
+        </w:rPr>
+        <w:t>-----------------------------------------------------------------------------------------------------</w:t>
+      </w:r>
+    </w:p>
+    <w:p>
+      <w:pPr>
+        <w:numPr>
+          <w:ilvl w:val="0"/>
+          <w:numId w:val="0"/>
+        </w:numPr>
+        <w:rPr>
+          <w:rFonts w:hint="default"/>
+          <w:lang w:val="en-US"/>
+        </w:rPr>
+      </w:pPr>
       <w:bookmarkStart w:id="0" w:name="_GoBack"/>
       <w:bookmarkEnd w:id="0"/>
+    </w:p>
+    <w:p>
+      <w:pPr>
+        <w:numPr>
+          <w:ilvl w:val="0"/>
+          <w:numId w:val="0"/>
+        </w:numPr>
+        <w:rPr>
+          <w:rFonts w:hint="default"/>
+          <w:lang w:val="en-US"/>
+        </w:rPr>
+      </w:pPr>
+      <w:r>
+        <w:rPr>
+          <w:rFonts w:hint="default"/>
+          <w:lang w:val="en-US"/>
+        </w:rPr>
+        <w:t xml:space="preserve"> </w:t>
+      </w:r>
     </w:p>
     <w:p>
       <w:pPr>
@@ -1697,6 +3103,18 @@
 <file path=word/numbering.xml><?xml version="1.0" encoding="utf-8"?>
 <w:numbering xmlns:wpc="http://schemas.microsoft.com/office/word/2010/wordprocessingCanvas" xmlns:mc="http://schemas.openxmlformats.org/markup-compatibility/2006" xmlns:o="urn:schemas-microsoft-com:office:office" xmlns:r="http://schemas.openxmlformats.org/officeDocument/2006/relationships" xmlns:m="http://schemas.openxmlformats.org/officeDocument/2006/math" xmlns:v="urn:schemas-microsoft-com:vml" xmlns:wp14="http://schemas.microsoft.com/office/word/2010/wordprocessingDrawing" xmlns:wp="http://schemas.openxmlformats.org/drawingml/2006/wordprocessingDrawing" xmlns:w10="urn:schemas-microsoft-com:office:word" xmlns:w="http://schemas.openxmlformats.org/wordprocessingml/2006/main" xmlns:w14="http://schemas.microsoft.com/office/word/2010/wordml" xmlns:wpg="http://schemas.microsoft.com/office/word/2010/wordprocessingGroup" xmlns:wpi="http://schemas.microsoft.com/office/word/2010/wordprocessingInk" xmlns:wne="http://schemas.microsoft.com/office/word/2006/wordml" xmlns:wps="http://schemas.microsoft.com/office/word/2010/wordprocessingShape" xmlns:wpsCustomData="http://www.wps.cn/officeDocument/2013/wpsCustomData" mc:Ignorable="w14 wp14">
   <w:abstractNum w:abstractNumId="0">
+    <w:nsid w:val="B3AB95E5"/>
+    <w:multiLevelType w:val="singleLevel"/>
+    <w:tmpl w:val="B3AB95E5"/>
+    <w:lvl w:ilvl="0" w:tentative="0">
+      <w:start w:val="8"/>
+      <w:numFmt w:val="decimal"/>
+      <w:suff w:val="space"/>
+      <w:lvlText w:val="%1."/>
+      <w:lvlJc w:val="left"/>
+    </w:lvl>
+  </w:abstractNum>
+  <w:abstractNum w:abstractNumId="1">
     <w:nsid w:val="237B9533"/>
     <w:multiLevelType w:val="singleLevel"/>
     <w:tmpl w:val="237B9533"/>
@@ -1712,6 +3130,9 @@
     </w:lvl>
   </w:abstractNum>
   <w:num w:numId="1">
+    <w:abstractNumId w:val="1"/>
+  </w:num>
+  <w:num w:numId="2">
     <w:abstractNumId w:val="0"/>
   </w:num>
 </w:numbering>
